--- a/public/assets/files/niestacjonarne/PRG1.docx
+++ b/public/assets/files/niestacjonarne/PRG1.docx
@@ -523,6 +523,7 @@
                 <w:i w:val="0"/>
                 <w:sz w:val="22"/>
               </w:rPr>
+              <w:t>I</w:t>
             </w:r>
           </w:p>
         </w:tc>
@@ -560,6 +561,7 @@
                 <w:i w:val="0"/>
                 <w:sz w:val="22"/>
               </w:rPr>
+              <w:t>obligatoryjny</w:t>
             </w:r>
           </w:p>
         </w:tc>

--- a/public/assets/files/niestacjonarne/PRG1.docx
+++ b/public/assets/files/niestacjonarne/PRG1.docx
@@ -681,12 +681,22 @@
         <w:tblW w:w="5000" w:type="pct"/>
       </w:tblPr>
       <w:tblGrid>
-        <w:gridCol w:w="9972"/>
+        <w:gridCol w:w="997"/>
+        <w:gridCol w:w="997"/>
+        <w:gridCol w:w="997"/>
+        <w:gridCol w:w="997"/>
+        <w:gridCol w:w="997"/>
+        <w:gridCol w:w="997"/>
+        <w:gridCol w:w="997"/>
+        <w:gridCol w:w="997"/>
+        <w:gridCol w:w="997"/>
+        <w:gridCol w:w="997"/>
       </w:tblGrid>
       <w:tr>
         <w:tc>
           <w:tcPr>
-            <w:tcW w:type="dxa" w:w="9972"/>
+            <w:tcW w:type="dxa" w:w="9970"/>
+            <w:gridSpan w:val="10"/>
             <w:shd w:val="clear" w:color="auto" w:fill="D9D9D9"/>
           </w:tcPr>
           <w:p>
@@ -705,31 +715,34 @@
           </w:p>
         </w:tc>
       </w:tr>
-    </w:tbl>
-    <w:tbl>
-      <w:tblPr>
-        <w:tblW w:type="auto" w:w="0"/>
-        <w:tblLook w:firstColumn="1" w:firstRow="1" w:lastColumn="0" w:lastRow="0" w:noHBand="0" w:noVBand="1" w:val="04A0"/>
-        <w:tblBorders>
-          <w:top w:val="single" w:sz="4" w:space="0" w:color="000000"/>
-          <w:left w:val="single" w:sz="4" w:space="0" w:color="000000"/>
-          <w:bottom w:val="single" w:sz="4" w:space="0" w:color="000000"/>
-          <w:right w:val="single" w:sz="4" w:space="0" w:color="000000"/>
-          <w:insideH w:val="single" w:sz="4" w:space="0" w:color="000000"/>
-          <w:insideV w:val="single" w:sz="4" w:space="0" w:color="000000"/>
-        </w:tblBorders>
-        <w:tblW w:w="5000" w:type="pct"/>
-      </w:tblPr>
-      <w:tblGrid>
-        <w:gridCol w:w="2493"/>
-        <w:gridCol w:w="2493"/>
-        <w:gridCol w:w="2493"/>
-        <w:gridCol w:w="2493"/>
-      </w:tblGrid>
       <w:tr>
         <w:tc>
           <w:tcPr>
-            <w:tcW w:type="dxa" w:w="2493"/>
+            <w:tcW w:type="dxa" w:w="9970"/>
+            <w:gridSpan w:val="10"/>
+            <w:shd w:val="clear" w:color="auto" w:fill="D9D9D9"/>
+          </w:tcPr>
+          <w:p>
+            <w:pPr>
+              <w:spacing w:before="20" w:after="20"/>
+            </w:pPr>
+            <w:r>
+              <w:rPr>
+                <w:rFonts w:ascii="Aptos" w:hAnsi="Aptos"/>
+                <w:b w:val="0"/>
+                <w:i w:val="0"/>
+                <w:sz w:val="16"/>
+              </w:rPr>
+              <w:t>Wymiar godzinowy (liczba godzin w semestrze)</w:t>
+            </w:r>
+          </w:p>
+        </w:tc>
+      </w:tr>
+      <w:tr>
+        <w:tc>
+          <w:tcPr>
+            <w:tcW w:type="dxa" w:w="1994"/>
+            <w:gridSpan w:val="2"/>
             <w:shd w:val="clear" w:color="auto" w:fill="D9D9D9"/>
           </w:tcPr>
           <w:p>
@@ -749,7 +762,8 @@
         </w:tc>
         <w:tc>
           <w:tcPr>
-            <w:tcW w:type="dxa" w:w="2493"/>
+            <w:tcW w:type="dxa" w:w="2991"/>
+            <w:gridSpan w:val="3"/>
             <w:shd w:val="clear" w:color="auto" w:fill="D9D9D9"/>
           </w:tcPr>
           <w:p>
@@ -769,7 +783,8 @@
         </w:tc>
         <w:tc>
           <w:tcPr>
-            <w:tcW w:type="dxa" w:w="2493"/>
+            <w:tcW w:type="dxa" w:w="2991"/>
+            <w:gridSpan w:val="3"/>
             <w:shd w:val="clear" w:color="auto" w:fill="D9D9D9"/>
           </w:tcPr>
           <w:p>
@@ -789,7 +804,8 @@
         </w:tc>
         <w:tc>
           <w:tcPr>
-            <w:tcW w:type="dxa" w:w="2493"/>
+            <w:tcW w:type="dxa" w:w="1994"/>
+            <w:gridSpan w:val="2"/>
             <w:shd w:val="clear" w:color="auto" w:fill="D9D9D9"/>
           </w:tcPr>
           <w:p>
@@ -811,7 +827,8 @@
       <w:tr>
         <w:tc>
           <w:tcPr>
-            <w:tcW w:type="dxa" w:w="2493"/>
+            <w:tcW w:type="dxa" w:w="1994"/>
+            <w:gridSpan w:val="2"/>
           </w:tcPr>
           <w:p>
             <w:pPr>
@@ -830,7 +847,8 @@
         </w:tc>
         <w:tc>
           <w:tcPr>
-            <w:tcW w:type="dxa" w:w="2493"/>
+            <w:tcW w:type="dxa" w:w="2991"/>
+            <w:gridSpan w:val="3"/>
           </w:tcPr>
           <w:p>
             <w:pPr>
@@ -849,7 +867,8 @@
         </w:tc>
         <w:tc>
           <w:tcPr>
-            <w:tcW w:type="dxa" w:w="2493"/>
+            <w:tcW w:type="dxa" w:w="2991"/>
+            <w:gridSpan w:val="3"/>
           </w:tcPr>
           <w:p>
             <w:pPr>
@@ -868,7 +887,8 @@
         </w:tc>
         <w:tc>
           <w:tcPr>
-            <w:tcW w:type="dxa" w:w="2493"/>
+            <w:tcW w:type="dxa" w:w="1994"/>
+            <w:gridSpan w:val="2"/>
           </w:tcPr>
           <w:p>
             <w:pPr>
@@ -886,30 +906,34 @@
           </w:p>
         </w:tc>
       </w:tr>
-    </w:tbl>
-    <w:tbl>
-      <w:tblPr>
-        <w:tblW w:type="auto" w:w="0"/>
-        <w:tblLook w:firstColumn="1" w:firstRow="1" w:lastColumn="0" w:lastRow="0" w:noHBand="0" w:noVBand="1" w:val="04A0"/>
-        <w:tblBorders>
-          <w:top w:val="single" w:sz="4" w:space="0" w:color="000000"/>
-          <w:left w:val="single" w:sz="4" w:space="0" w:color="000000"/>
-          <w:bottom w:val="single" w:sz="4" w:space="0" w:color="000000"/>
-          <w:right w:val="single" w:sz="4" w:space="0" w:color="000000"/>
-          <w:insideH w:val="single" w:sz="4" w:space="0" w:color="000000"/>
-          <w:insideV w:val="single" w:sz="4" w:space="0" w:color="000000"/>
-        </w:tblBorders>
-        <w:tblW w:w="5000" w:type="pct"/>
-      </w:tblPr>
-      <w:tblGrid>
-        <w:gridCol w:w="3324"/>
-        <w:gridCol w:w="3324"/>
-        <w:gridCol w:w="3324"/>
-      </w:tblGrid>
       <w:tr>
         <w:tc>
           <w:tcPr>
-            <w:tcW w:type="dxa" w:w="3324"/>
+            <w:tcW w:type="dxa" w:w="9970"/>
+            <w:gridSpan w:val="10"/>
+            <w:shd w:val="clear" w:color="auto" w:fill="D9D9D9"/>
+          </w:tcPr>
+          <w:p>
+            <w:pPr>
+              <w:spacing w:before="20" w:after="20"/>
+            </w:pPr>
+            <w:r>
+              <w:rPr>
+                <w:rFonts w:ascii="Aptos" w:hAnsi="Aptos"/>
+                <w:b/>
+                <w:i w:val="0"/>
+                <w:sz w:val="22"/>
+              </w:rPr>
+              <w:t>Bilans ECTS</w:t>
+            </w:r>
+          </w:p>
+        </w:tc>
+      </w:tr>
+      <w:tr>
+        <w:tc>
+          <w:tcPr>
+            <w:tcW w:type="dxa" w:w="4985"/>
+            <w:gridSpan w:val="5"/>
             <w:shd w:val="clear" w:color="auto" w:fill="D9D9D9"/>
           </w:tcPr>
           <w:p>
@@ -929,7 +953,8 @@
         </w:tc>
         <w:tc>
           <w:tcPr>
-            <w:tcW w:type="dxa" w:w="3324"/>
+            <w:tcW w:type="dxa" w:w="2991"/>
+            <w:gridSpan w:val="3"/>
             <w:shd w:val="clear" w:color="auto" w:fill="D9D9D9"/>
           </w:tcPr>
           <w:p>
@@ -949,7 +974,8 @@
         </w:tc>
         <w:tc>
           <w:tcPr>
-            <w:tcW w:type="dxa" w:w="3324"/>
+            <w:tcW w:type="dxa" w:w="1994"/>
+            <w:gridSpan w:val="2"/>
             <w:shd w:val="clear" w:color="auto" w:fill="D9D9D9"/>
           </w:tcPr>
           <w:p>
@@ -971,7 +997,8 @@
       <w:tr>
         <w:tc>
           <w:tcPr>
-            <w:tcW w:type="dxa" w:w="3324"/>
+            <w:tcW w:type="dxa" w:w="4985"/>
+            <w:gridSpan w:val="5"/>
           </w:tcPr>
           <w:p>
             <w:pPr>
@@ -990,7 +1017,8 @@
         </w:tc>
         <w:tc>
           <w:tcPr>
-            <w:tcW w:type="dxa" w:w="3324"/>
+            <w:tcW w:type="dxa" w:w="2991"/>
+            <w:gridSpan w:val="3"/>
           </w:tcPr>
           <w:p>
             <w:pPr>
@@ -1009,7 +1037,8 @@
         </w:tc>
         <w:tc>
           <w:tcPr>
-            <w:tcW w:type="dxa" w:w="3324"/>
+            <w:tcW w:type="dxa" w:w="1994"/>
+            <w:gridSpan w:val="2"/>
           </w:tcPr>
           <w:p>
             <w:pPr>
@@ -1030,7 +1059,8 @@
       <w:tr>
         <w:tc>
           <w:tcPr>
-            <w:tcW w:type="dxa" w:w="3324"/>
+            <w:tcW w:type="dxa" w:w="4985"/>
+            <w:gridSpan w:val="5"/>
           </w:tcPr>
           <w:p>
             <w:pPr>
@@ -1049,7 +1079,8 @@
         </w:tc>
         <w:tc>
           <w:tcPr>
-            <w:tcW w:type="dxa" w:w="3324"/>
+            <w:tcW w:type="dxa" w:w="2991"/>
+            <w:gridSpan w:val="3"/>
           </w:tcPr>
           <w:p>
             <w:pPr>
@@ -1068,7 +1099,8 @@
         </w:tc>
         <w:tc>
           <w:tcPr>
-            <w:tcW w:type="dxa" w:w="3324"/>
+            <w:tcW w:type="dxa" w:w="1994"/>
+            <w:gridSpan w:val="2"/>
           </w:tcPr>
           <w:p>
             <w:pPr>
@@ -1089,7 +1121,29 @@
       <w:tr>
         <w:tc>
           <w:tcPr>
-            <w:tcW w:type="dxa" w:w="3324"/>
+            <w:tcW w:type="dxa" w:w="4985"/>
+            <w:gridSpan w:val="5"/>
+            <w:shd w:val="clear" w:color="auto" w:fill="D9D9D9"/>
+          </w:tcPr>
+          <w:p>
+            <w:pPr>
+              <w:spacing w:before="20" w:after="20"/>
+            </w:pPr>
+            <w:r>
+              <w:rPr>
+                <w:rFonts w:ascii="Aptos" w:hAnsi="Aptos"/>
+                <w:b/>
+                <w:i w:val="0"/>
+                <w:sz w:val="16"/>
+              </w:rPr>
+              <w:t>Opis samodzielnej pracy studenta</w:t>
+            </w:r>
+          </w:p>
+        </w:tc>
+        <w:tc>
+          <w:tcPr>
+            <w:tcW w:type="dxa" w:w="4985"/>
+            <w:gridSpan w:val="5"/>
           </w:tcPr>
           <w:p>
             <w:pPr>
@@ -1102,45 +1156,6 @@
                 <w:i w:val="0"/>
                 <w:sz w:val="22"/>
               </w:rPr>
-              <w:t>Suma</w:t>
-            </w:r>
-          </w:p>
-        </w:tc>
-        <w:tc>
-          <w:tcPr>
-            <w:tcW w:type="dxa" w:w="3324"/>
-          </w:tcPr>
-          <w:p>
-            <w:pPr>
-              <w:spacing w:before="20" w:after="20"/>
-            </w:pPr>
-            <w:r>
-              <w:rPr>
-                <w:rFonts w:ascii="Aptos" w:hAnsi="Aptos"/>
-                <w:b w:val="0"/>
-                <w:i w:val="0"/>
-                <w:sz w:val="22"/>
-              </w:rPr>
-              <w:t>150</w:t>
-            </w:r>
-          </w:p>
-        </w:tc>
-        <w:tc>
-          <w:tcPr>
-            <w:tcW w:type="dxa" w:w="3324"/>
-          </w:tcPr>
-          <w:p>
-            <w:pPr>
-              <w:spacing w:before="20" w:after="20"/>
-            </w:pPr>
-            <w:r>
-              <w:rPr>
-                <w:rFonts w:ascii="Aptos" w:hAnsi="Aptos"/>
-                <w:b w:val="0"/>
-                <w:i w:val="0"/>
-                <w:sz w:val="22"/>
-              </w:rPr>
-              <w:t>6</w:t>
             </w:r>
           </w:p>
         </w:tc>
@@ -1928,14 +1943,14 @@
         <w:tblW w:w="5000" w:type="pct"/>
       </w:tblPr>
       <w:tblGrid>
-        <w:gridCol w:w="3324"/>
-        <w:gridCol w:w="3324"/>
-        <w:gridCol w:w="3324"/>
+        <w:gridCol w:w="680"/>
+        <w:gridCol w:w="4536"/>
+        <w:gridCol w:w="4252"/>
       </w:tblGrid>
       <w:tr>
         <w:tc>
           <w:tcPr>
-            <w:tcW w:type="dxa" w:w="9972"/>
+            <w:tcW w:type="dxa" w:w="9468"/>
             <w:gridSpan w:val="3"/>
             <w:shd w:val="clear" w:color="auto" w:fill="D9D9D9"/>
           </w:tcPr>
@@ -1958,7 +1973,7 @@
       <w:tr>
         <w:tc>
           <w:tcPr>
-            <w:tcW w:type="dxa" w:w="3324"/>
+            <w:tcW w:type="dxa" w:w="680"/>
             <w:shd w:val="clear" w:color="auto" w:fill="D9D9D9"/>
           </w:tcPr>
           <w:p>
@@ -1978,7 +1993,7 @@
         </w:tc>
         <w:tc>
           <w:tcPr>
-            <w:tcW w:type="dxa" w:w="3324"/>
+            <w:tcW w:type="dxa" w:w="4536"/>
             <w:shd w:val="clear" w:color="auto" w:fill="D9D9D9"/>
           </w:tcPr>
           <w:p>
@@ -1998,7 +2013,7 @@
         </w:tc>
         <w:tc>
           <w:tcPr>
-            <w:tcW w:type="dxa" w:w="3324"/>
+            <w:tcW w:type="dxa" w:w="4252"/>
             <w:shd w:val="clear" w:color="auto" w:fill="D9D9D9"/>
           </w:tcPr>
           <w:p>
@@ -2020,7 +2035,7 @@
       <w:tr>
         <w:tc>
           <w:tcPr>
-            <w:tcW w:type="dxa" w:w="3324"/>
+            <w:tcW w:type="dxa" w:w="680"/>
           </w:tcPr>
           <w:p>
             <w:pPr>
@@ -2039,7 +2054,7 @@
         </w:tc>
         <w:tc>
           <w:tcPr>
-            <w:tcW w:type="dxa" w:w="3324"/>
+            <w:tcW w:type="dxa" w:w="4536"/>
           </w:tcPr>
           <w:p>
             <w:pPr>
@@ -2058,7 +2073,7 @@
         </w:tc>
         <w:tc>
           <w:tcPr>
-            <w:tcW w:type="dxa" w:w="3324"/>
+            <w:tcW w:type="dxa" w:w="4252"/>
           </w:tcPr>
           <w:p>
             <w:pPr>
@@ -2078,7 +2093,7 @@
       <w:tr>
         <w:tc>
           <w:tcPr>
-            <w:tcW w:type="dxa" w:w="3324"/>
+            <w:tcW w:type="dxa" w:w="680"/>
           </w:tcPr>
           <w:p>
             <w:pPr>
@@ -2097,7 +2112,7 @@
         </w:tc>
         <w:tc>
           <w:tcPr>
-            <w:tcW w:type="dxa" w:w="3324"/>
+            <w:tcW w:type="dxa" w:w="4536"/>
           </w:tcPr>
           <w:p>
             <w:pPr>
@@ -2116,7 +2131,7 @@
         </w:tc>
         <w:tc>
           <w:tcPr>
-            <w:tcW w:type="dxa" w:w="3324"/>
+            <w:tcW w:type="dxa" w:w="4252"/>
           </w:tcPr>
           <w:p>
             <w:pPr>
@@ -2136,7 +2151,7 @@
       <w:tr>
         <w:tc>
           <w:tcPr>
-            <w:tcW w:type="dxa" w:w="3324"/>
+            <w:tcW w:type="dxa" w:w="680"/>
           </w:tcPr>
           <w:p>
             <w:pPr>
@@ -2155,7 +2170,7 @@
         </w:tc>
         <w:tc>
           <w:tcPr>
-            <w:tcW w:type="dxa" w:w="3324"/>
+            <w:tcW w:type="dxa" w:w="4536"/>
           </w:tcPr>
           <w:p>
             <w:pPr>
@@ -2174,7 +2189,7 @@
         </w:tc>
         <w:tc>
           <w:tcPr>
-            <w:tcW w:type="dxa" w:w="3324"/>
+            <w:tcW w:type="dxa" w:w="4252"/>
           </w:tcPr>
           <w:p>
             <w:pPr>
@@ -2194,7 +2209,7 @@
       <w:tr>
         <w:tc>
           <w:tcPr>
-            <w:tcW w:type="dxa" w:w="3324"/>
+            <w:tcW w:type="dxa" w:w="680"/>
           </w:tcPr>
           <w:p>
             <w:pPr>
@@ -2213,7 +2228,7 @@
         </w:tc>
         <w:tc>
           <w:tcPr>
-            <w:tcW w:type="dxa" w:w="3324"/>
+            <w:tcW w:type="dxa" w:w="4536"/>
           </w:tcPr>
           <w:p>
             <w:pPr>
@@ -2232,7 +2247,7 @@
         </w:tc>
         <w:tc>
           <w:tcPr>
-            <w:tcW w:type="dxa" w:w="3324"/>
+            <w:tcW w:type="dxa" w:w="4252"/>
           </w:tcPr>
           <w:p>
             <w:pPr>
@@ -2252,7 +2267,7 @@
       <w:tr>
         <w:tc>
           <w:tcPr>
-            <w:tcW w:type="dxa" w:w="3324"/>
+            <w:tcW w:type="dxa" w:w="680"/>
           </w:tcPr>
           <w:p>
             <w:pPr>
@@ -2271,7 +2286,7 @@
         </w:tc>
         <w:tc>
           <w:tcPr>
-            <w:tcW w:type="dxa" w:w="3324"/>
+            <w:tcW w:type="dxa" w:w="4536"/>
           </w:tcPr>
           <w:p>
             <w:pPr>
@@ -2290,7 +2305,7 @@
         </w:tc>
         <w:tc>
           <w:tcPr>
-            <w:tcW w:type="dxa" w:w="3324"/>
+            <w:tcW w:type="dxa" w:w="4252"/>
           </w:tcPr>
           <w:p>
             <w:pPr>
@@ -2310,7 +2325,7 @@
       <w:tr>
         <w:tc>
           <w:tcPr>
-            <w:tcW w:type="dxa" w:w="3324"/>
+            <w:tcW w:type="dxa" w:w="680"/>
           </w:tcPr>
           <w:p>
             <w:pPr>
@@ -2329,7 +2344,7 @@
         </w:tc>
         <w:tc>
           <w:tcPr>
-            <w:tcW w:type="dxa" w:w="3324"/>
+            <w:tcW w:type="dxa" w:w="4536"/>
           </w:tcPr>
           <w:p>
             <w:pPr>
@@ -2348,7 +2363,7 @@
         </w:tc>
         <w:tc>
           <w:tcPr>
-            <w:tcW w:type="dxa" w:w="3324"/>
+            <w:tcW w:type="dxa" w:w="4252"/>
           </w:tcPr>
           <w:p>
             <w:pPr>
@@ -2368,7 +2383,7 @@
       <w:tr>
         <w:tc>
           <w:tcPr>
-            <w:tcW w:type="dxa" w:w="3324"/>
+            <w:tcW w:type="dxa" w:w="680"/>
           </w:tcPr>
           <w:p>
             <w:pPr>
@@ -2387,7 +2402,7 @@
         </w:tc>
         <w:tc>
           <w:tcPr>
-            <w:tcW w:type="dxa" w:w="3324"/>
+            <w:tcW w:type="dxa" w:w="4536"/>
           </w:tcPr>
           <w:p>
             <w:pPr>
@@ -2406,7 +2421,7 @@
         </w:tc>
         <w:tc>
           <w:tcPr>
-            <w:tcW w:type="dxa" w:w="3324"/>
+            <w:tcW w:type="dxa" w:w="4252"/>
           </w:tcPr>
           <w:p>
             <w:pPr>
@@ -2426,7 +2441,7 @@
       <w:tr>
         <w:tc>
           <w:tcPr>
-            <w:tcW w:type="dxa" w:w="3324"/>
+            <w:tcW w:type="dxa" w:w="680"/>
           </w:tcPr>
           <w:p>
             <w:pPr>
@@ -2445,7 +2460,7 @@
         </w:tc>
         <w:tc>
           <w:tcPr>
-            <w:tcW w:type="dxa" w:w="3324"/>
+            <w:tcW w:type="dxa" w:w="4536"/>
           </w:tcPr>
           <w:p>
             <w:pPr>
@@ -2464,7 +2479,7 @@
         </w:tc>
         <w:tc>
           <w:tcPr>
-            <w:tcW w:type="dxa" w:w="3324"/>
+            <w:tcW w:type="dxa" w:w="4252"/>
           </w:tcPr>
           <w:p>
             <w:pPr>
@@ -2484,7 +2499,7 @@
       <w:tr>
         <w:tc>
           <w:tcPr>
-            <w:tcW w:type="dxa" w:w="3324"/>
+            <w:tcW w:type="dxa" w:w="680"/>
           </w:tcPr>
           <w:p>
             <w:pPr>
@@ -2503,7 +2518,7 @@
         </w:tc>
         <w:tc>
           <w:tcPr>
-            <w:tcW w:type="dxa" w:w="3324"/>
+            <w:tcW w:type="dxa" w:w="4536"/>
           </w:tcPr>
           <w:p>
             <w:pPr>
@@ -2522,7 +2537,7 @@
         </w:tc>
         <w:tc>
           <w:tcPr>
-            <w:tcW w:type="dxa" w:w="3324"/>
+            <w:tcW w:type="dxa" w:w="4252"/>
           </w:tcPr>
           <w:p>
             <w:pPr>
@@ -2542,7 +2557,7 @@
       <w:tr>
         <w:tc>
           <w:tcPr>
-            <w:tcW w:type="dxa" w:w="3324"/>
+            <w:tcW w:type="dxa" w:w="680"/>
           </w:tcPr>
           <w:p>
             <w:pPr>
@@ -2561,7 +2576,7 @@
         </w:tc>
         <w:tc>
           <w:tcPr>
-            <w:tcW w:type="dxa" w:w="3324"/>
+            <w:tcW w:type="dxa" w:w="4536"/>
           </w:tcPr>
           <w:p>
             <w:pPr>
@@ -2580,7 +2595,7 @@
         </w:tc>
         <w:tc>
           <w:tcPr>
-            <w:tcW w:type="dxa" w:w="3324"/>
+            <w:tcW w:type="dxa" w:w="4252"/>
           </w:tcPr>
           <w:p>
             <w:pPr>
@@ -2600,7 +2615,7 @@
       <w:tr>
         <w:tc>
           <w:tcPr>
-            <w:tcW w:type="dxa" w:w="3324"/>
+            <w:tcW w:type="dxa" w:w="680"/>
           </w:tcPr>
           <w:p>
             <w:pPr>
@@ -2619,7 +2634,7 @@
         </w:tc>
         <w:tc>
           <w:tcPr>
-            <w:tcW w:type="dxa" w:w="3324"/>
+            <w:tcW w:type="dxa" w:w="4536"/>
           </w:tcPr>
           <w:p>
             <w:pPr>
@@ -2638,7 +2653,7 @@
         </w:tc>
         <w:tc>
           <w:tcPr>
-            <w:tcW w:type="dxa" w:w="3324"/>
+            <w:tcW w:type="dxa" w:w="4252"/>
           </w:tcPr>
           <w:p>
             <w:pPr>
@@ -2658,7 +2673,7 @@
       <w:tr>
         <w:tc>
           <w:tcPr>
-            <w:tcW w:type="dxa" w:w="3324"/>
+            <w:tcW w:type="dxa" w:w="680"/>
           </w:tcPr>
           <w:p>
             <w:pPr>
@@ -2677,7 +2692,7 @@
         </w:tc>
         <w:tc>
           <w:tcPr>
-            <w:tcW w:type="dxa" w:w="3324"/>
+            <w:tcW w:type="dxa" w:w="4536"/>
           </w:tcPr>
           <w:p>
             <w:pPr>
@@ -2696,7 +2711,7 @@
         </w:tc>
         <w:tc>
           <w:tcPr>
-            <w:tcW w:type="dxa" w:w="3324"/>
+            <w:tcW w:type="dxa" w:w="4252"/>
           </w:tcPr>
           <w:p>
             <w:pPr>
@@ -2716,7 +2731,7 @@
       <w:tr>
         <w:tc>
           <w:tcPr>
-            <w:tcW w:type="dxa" w:w="3324"/>
+            <w:tcW w:type="dxa" w:w="680"/>
           </w:tcPr>
           <w:p>
             <w:pPr>
@@ -2735,7 +2750,7 @@
         </w:tc>
         <w:tc>
           <w:tcPr>
-            <w:tcW w:type="dxa" w:w="3324"/>
+            <w:tcW w:type="dxa" w:w="4536"/>
           </w:tcPr>
           <w:p>
             <w:pPr>
@@ -2754,7 +2769,7 @@
         </w:tc>
         <w:tc>
           <w:tcPr>
-            <w:tcW w:type="dxa" w:w="3324"/>
+            <w:tcW w:type="dxa" w:w="4252"/>
           </w:tcPr>
           <w:p>
             <w:pPr>
@@ -2774,7 +2789,7 @@
       <w:tr>
         <w:tc>
           <w:tcPr>
-            <w:tcW w:type="dxa" w:w="3324"/>
+            <w:tcW w:type="dxa" w:w="680"/>
           </w:tcPr>
           <w:p>
             <w:pPr>
@@ -2793,7 +2808,7 @@
         </w:tc>
         <w:tc>
           <w:tcPr>
-            <w:tcW w:type="dxa" w:w="3324"/>
+            <w:tcW w:type="dxa" w:w="4536"/>
           </w:tcPr>
           <w:p>
             <w:pPr>
@@ -2812,7 +2827,7 @@
         </w:tc>
         <w:tc>
           <w:tcPr>
-            <w:tcW w:type="dxa" w:w="3324"/>
+            <w:tcW w:type="dxa" w:w="4252"/>
           </w:tcPr>
           <w:p>
             <w:pPr>
@@ -2832,7 +2847,7 @@
       <w:tr>
         <w:tc>
           <w:tcPr>
-            <w:tcW w:type="dxa" w:w="3324"/>
+            <w:tcW w:type="dxa" w:w="680"/>
           </w:tcPr>
           <w:p>
             <w:pPr>
@@ -2851,7 +2866,7 @@
         </w:tc>
         <w:tc>
           <w:tcPr>
-            <w:tcW w:type="dxa" w:w="3324"/>
+            <w:tcW w:type="dxa" w:w="4536"/>
           </w:tcPr>
           <w:p>
             <w:pPr>
@@ -2870,7 +2885,7 @@
         </w:tc>
         <w:tc>
           <w:tcPr>
-            <w:tcW w:type="dxa" w:w="3324"/>
+            <w:tcW w:type="dxa" w:w="4252"/>
           </w:tcPr>
           <w:p>
             <w:pPr>
@@ -2890,7 +2905,7 @@
       <w:tr>
         <w:tc>
           <w:tcPr>
-            <w:tcW w:type="dxa" w:w="3324"/>
+            <w:tcW w:type="dxa" w:w="680"/>
           </w:tcPr>
           <w:p>
             <w:pPr>
@@ -2909,7 +2924,7 @@
         </w:tc>
         <w:tc>
           <w:tcPr>
-            <w:tcW w:type="dxa" w:w="3324"/>
+            <w:tcW w:type="dxa" w:w="4536"/>
           </w:tcPr>
           <w:p>
             <w:pPr>
@@ -2928,7 +2943,7 @@
         </w:tc>
         <w:tc>
           <w:tcPr>
-            <w:tcW w:type="dxa" w:w="3324"/>
+            <w:tcW w:type="dxa" w:w="4252"/>
           </w:tcPr>
           <w:p>
             <w:pPr>
@@ -2948,7 +2963,7 @@
       <w:tr>
         <w:tc>
           <w:tcPr>
-            <w:tcW w:type="dxa" w:w="3324"/>
+            <w:tcW w:type="dxa" w:w="680"/>
           </w:tcPr>
           <w:p>
             <w:pPr>
@@ -2967,7 +2982,7 @@
         </w:tc>
         <w:tc>
           <w:tcPr>
-            <w:tcW w:type="dxa" w:w="3324"/>
+            <w:tcW w:type="dxa" w:w="4536"/>
           </w:tcPr>
           <w:p>
             <w:pPr>
@@ -2986,7 +3001,7 @@
         </w:tc>
         <w:tc>
           <w:tcPr>
-            <w:tcW w:type="dxa" w:w="3324"/>
+            <w:tcW w:type="dxa" w:w="4252"/>
           </w:tcPr>
           <w:p>
             <w:pPr>
@@ -3367,6 +3382,7 @@
                 <w:i w:val="0"/>
                 <w:sz w:val="22"/>
               </w:rPr>
+              <w:t>Ćwiczenia / Laboratorium/Lektorat:; rozwiązywanie zadań programistycznych; Kryteria oceny; Ćwiczenia/Laboratorium/Projekt/Lektorat; Zadania laboratoryjne (czas oddawania: następne zajęcia) - 20%; Kolokwia (dwa): 60%; Projekt programistyczny: 20%; Brak</w:t>
             </w:r>
           </w:p>
         </w:tc>
@@ -3424,6 +3440,7 @@
                 <w:i w:val="0"/>
                 <w:sz w:val="22"/>
               </w:rPr>
+              <w:t>Ćwiczenia / Laboratorium/Lektorat:; rozwiązywanie zadań programistycznych; Kryteria oceny; Ćwiczenia/Laboratorium/Projekt/Lektorat; Zadania laboratoryjne (czas oddawania: następne zajęcia) - 20%; Kolokwia (dwa): 60%; Projekt programistyczny: 20%; Brak</w:t>
             </w:r>
           </w:p>
         </w:tc>
@@ -3586,6 +3603,7 @@
                 <w:i w:val="0"/>
                 <w:sz w:val="22"/>
               </w:rPr>
+              <w:t>Ćwiczenia / Laboratorium/Lektorat:; rozwiązywanie zadań programistycznych; Kryteria oceny; Ćwiczenia/Laboratorium/Projekt/Lektorat; Zadania laboratoryjne (czas oddawania: następne zajęcia) - 20%; Kolokwia (dwa): 60%; Projekt programistyczny: 20%; Brak</w:t>
             </w:r>
           </w:p>
         </w:tc>
@@ -3643,6 +3661,7 @@
                 <w:i w:val="0"/>
                 <w:sz w:val="22"/>
               </w:rPr>
+              <w:t>Ćwiczenia / Laboratorium/Lektorat:; rozwiązywanie zadań programistycznych; Kryteria oceny; Ćwiczenia/Laboratorium/Projekt/Lektorat; Zadania laboratoryjne (czas oddawania: następne zajęcia) - 20%; Kolokwia (dwa): 60%; Projekt programistyczny: 20%; Brak</w:t>
             </w:r>
           </w:p>
         </w:tc>
@@ -3805,6 +3824,7 @@
                 <w:i w:val="0"/>
                 <w:sz w:val="22"/>
               </w:rPr>
+              <w:t>Ćwiczenia / Laboratorium/Lektorat:; rozwiązywanie zadań programistycznych; Kryteria oceny; Ćwiczenia/Laboratorium/Projekt/Lektorat; Zadania laboratoryjne (czas oddawania: następne zajęcia) - 20%; Kolokwia (dwa): 60%; Projekt programistyczny: 20%; Brak</w:t>
             </w:r>
           </w:p>
         </w:tc>
@@ -3862,6 +3882,7 @@
                 <w:i w:val="0"/>
                 <w:sz w:val="22"/>
               </w:rPr>
+              <w:t>Ćwiczenia / Laboratorium/Lektorat:; rozwiązywanie zadań programistycznych; Kryteria oceny; Ćwiczenia/Laboratorium/Projekt/Lektorat; Zadania laboratoryjne (czas oddawania: następne zajęcia) - 20%; Kolokwia (dwa): 60%; Projekt programistyczny: 20%; Brak</w:t>
             </w:r>
           </w:p>
         </w:tc>
@@ -3967,62 +3988,6 @@
                 <w:sz w:val="16"/>
               </w:rPr>
               <w:t>Wyposażenie specjalistyczne konieczne do realizacji przedmiotu</w:t>
-            </w:r>
-          </w:p>
-        </w:tc>
-      </w:tr>
-      <w:tr>
-        <w:tc>
-          <w:tcPr>
-            <w:tcW w:type="dxa" w:w="3324"/>
-          </w:tcPr>
-          <w:p>
-            <w:pPr>
-              <w:spacing w:before="20" w:after="20"/>
-            </w:pPr>
-            <w:r>
-              <w:rPr>
-                <w:rFonts w:ascii="Aptos" w:hAnsi="Aptos"/>
-                <w:b w:val="0"/>
-                <w:i w:val="0"/>
-                <w:sz w:val="22"/>
-              </w:rPr>
-            </w:r>
-          </w:p>
-        </w:tc>
-        <w:tc>
-          <w:tcPr>
-            <w:tcW w:type="dxa" w:w="3324"/>
-          </w:tcPr>
-          <w:p>
-            <w:pPr>
-              <w:spacing w:before="20" w:after="20"/>
-            </w:pPr>
-            <w:r>
-              <w:rPr>
-                <w:rFonts w:ascii="Aptos" w:hAnsi="Aptos"/>
-                <w:b w:val="0"/>
-                <w:i w:val="0"/>
-                <w:sz w:val="22"/>
-              </w:rPr>
-            </w:r>
-          </w:p>
-        </w:tc>
-        <w:tc>
-          <w:tcPr>
-            <w:tcW w:type="dxa" w:w="3324"/>
-          </w:tcPr>
-          <w:p>
-            <w:pPr>
-              <w:spacing w:before="20" w:after="20"/>
-            </w:pPr>
-            <w:r>
-              <w:rPr>
-                <w:rFonts w:ascii="Aptos" w:hAnsi="Aptos"/>
-                <w:b w:val="0"/>
-                <w:i w:val="0"/>
-                <w:sz w:val="22"/>
-              </w:rPr>
             </w:r>
           </w:p>
         </w:tc>

--- a/public/assets/files/niestacjonarne/PRG1.docx
+++ b/public/assets/files/niestacjonarne/PRG1.docx
@@ -1156,6 +1156,7 @@
                 <w:i w:val="0"/>
                 <w:sz w:val="22"/>
               </w:rPr>
+              <w:t>Samodzielne rozwiązywanie zadań programistycznych; implementacja projektu programistycznego; przygotowanie do kolokwiów; ćwiczenia algorytmiczne.</w:t>
             </w:r>
           </w:p>
         </w:tc>
@@ -1266,7 +1267,84 @@
           <w:tcPr>
             <w:tcW w:type="dxa" w:w="9972"/>
           </w:tcPr>
-          <w:p/>
+          <w:p>
+            <w:pPr>
+              <w:spacing w:before="20" w:after="20"/>
+            </w:pPr>
+            <w:r>
+              <w:rPr>
+                <w:rFonts w:ascii="Aptos" w:hAnsi="Aptos"/>
+                <w:b/>
+                <w:sz w:val="22"/>
+              </w:rPr>
+              <w:t>Wykład:</w:t>
+            </w:r>
+          </w:p>
+          <w:p>
+            <w:pPr>
+              <w:spacing w:before="20" w:after="20"/>
+            </w:pPr>
+            <w:r>
+              <w:rPr>
+                <w:rFonts w:ascii="Aptos" w:hAnsi="Aptos"/>
+                <w:b w:val="0"/>
+                <w:sz w:val="22"/>
+              </w:rPr>
+              <w:t>• wykład z prezentacją multimedialną</w:t>
+            </w:r>
+          </w:p>
+          <w:p>
+            <w:pPr>
+              <w:spacing w:before="20" w:after="20"/>
+            </w:pPr>
+            <w:r>
+              <w:rPr>
+                <w:rFonts w:ascii="Aptos" w:hAnsi="Aptos"/>
+                <w:b w:val="0"/>
+                <w:sz w:val="22"/>
+              </w:rPr>
+              <w:t>• wykład z prezentacją oprogramowania</w:t>
+            </w:r>
+          </w:p>
+          <w:p>
+            <w:pPr>
+              <w:spacing w:before="20" w:after="20"/>
+            </w:pPr>
+            <w:r>
+              <w:rPr>
+                <w:rFonts w:ascii="Aptos" w:hAnsi="Aptos"/>
+                <w:b/>
+                <w:sz w:val="22"/>
+              </w:rPr>
+              <w:t>Ćwiczenia / Laboratorium:</w:t>
+            </w:r>
+          </w:p>
+          <w:p>
+            <w:pPr>
+              <w:spacing w:before="20" w:after="20"/>
+            </w:pPr>
+            <w:r>
+              <w:rPr>
+                <w:rFonts w:ascii="Aptos" w:hAnsi="Aptos"/>
+                <w:b w:val="0"/>
+                <w:sz w:val="22"/>
+              </w:rPr>
+              <w:t>• rozwiązywanie zadań</w:t>
+            </w:r>
+          </w:p>
+          <w:p>
+            <w:pPr>
+              <w:spacing w:before="20" w:after="20"/>
+            </w:pPr>
+            <w:r>
+              <w:rPr>
+                <w:rFonts w:ascii="Aptos" w:hAnsi="Aptos"/>
+                <w:b w:val="0"/>
+                <w:sz w:val="22"/>
+              </w:rPr>
+              <w:t>• metoda projektów (projekt praktyczny)</w:t>
+            </w:r>
+          </w:p>
         </w:tc>
       </w:tr>
     </w:tbl>
@@ -1515,93 +1593,10 @@
             <w:r>
               <w:rPr>
                 <w:rFonts w:ascii="Aptos" w:hAnsi="Aptos"/>
+                <w:b w:val="0"/>
+                <w:i w:val="0"/>
                 <w:sz w:val="22"/>
               </w:rPr>
-              <w:t>1. Ćwiczenia / Laboratorium/Lektorat:</w:t>
-            </w:r>
-          </w:p>
-          <w:p>
-            <w:pPr>
-              <w:spacing w:before="20" w:after="20"/>
-            </w:pPr>
-            <w:r>
-              <w:rPr>
-                <w:rFonts w:ascii="Aptos" w:hAnsi="Aptos"/>
-                <w:sz w:val="22"/>
-              </w:rPr>
-              <w:t>2. rozwiązywanie zadań programistycznych</w:t>
-            </w:r>
-          </w:p>
-          <w:p>
-            <w:pPr>
-              <w:spacing w:before="20" w:after="20"/>
-            </w:pPr>
-            <w:r>
-              <w:rPr>
-                <w:rFonts w:ascii="Aptos" w:hAnsi="Aptos"/>
-                <w:sz w:val="22"/>
-              </w:rPr>
-              <w:t>3. Kryteria oceny</w:t>
-            </w:r>
-          </w:p>
-          <w:p>
-            <w:pPr>
-              <w:spacing w:before="20" w:after="20"/>
-            </w:pPr>
-            <w:r>
-              <w:rPr>
-                <w:rFonts w:ascii="Aptos" w:hAnsi="Aptos"/>
-                <w:sz w:val="22"/>
-              </w:rPr>
-              <w:t>4. Ćwiczenia/Laboratorium/Projekt/Lektorat</w:t>
-            </w:r>
-          </w:p>
-          <w:p>
-            <w:pPr>
-              <w:spacing w:before="20" w:after="20"/>
-            </w:pPr>
-            <w:r>
-              <w:rPr>
-                <w:rFonts w:ascii="Aptos" w:hAnsi="Aptos"/>
-                <w:sz w:val="22"/>
-              </w:rPr>
-              <w:t>5. Zadania laboratoryjne (czas oddawania: następne zajęcia) - 20%</w:t>
-            </w:r>
-          </w:p>
-          <w:p>
-            <w:pPr>
-              <w:spacing w:before="20" w:after="20"/>
-            </w:pPr>
-            <w:r>
-              <w:rPr>
-                <w:rFonts w:ascii="Aptos" w:hAnsi="Aptos"/>
-                <w:sz w:val="22"/>
-              </w:rPr>
-              <w:t>6. Kolokwia (dwa): 60%</w:t>
-            </w:r>
-          </w:p>
-          <w:p>
-            <w:pPr>
-              <w:spacing w:before="20" w:after="20"/>
-            </w:pPr>
-            <w:r>
-              <w:rPr>
-                <w:rFonts w:ascii="Aptos" w:hAnsi="Aptos"/>
-                <w:sz w:val="22"/>
-              </w:rPr>
-              <w:t>7. Projekt programistyczny: 20%</w:t>
-            </w:r>
-          </w:p>
-          <w:p>
-            <w:pPr>
-              <w:spacing w:before="20" w:after="20"/>
-            </w:pPr>
-            <w:r>
-              <w:rPr>
-                <w:rFonts w:ascii="Aptos" w:hAnsi="Aptos"/>
-                <w:sz w:val="22"/>
-              </w:rPr>
-              <w:t>8. Brak</w:t>
             </w:r>
           </w:p>
         </w:tc>
@@ -1618,7 +1613,7 @@
                 <w:rFonts w:ascii="Aptos" w:hAnsi="Aptos"/>
                 <w:sz w:val="22"/>
               </w:rPr>
-              <w:t>1. Ćwiczenia / Laboratorium/Lektorat:</w:t>
+              <w:t>1. kolokwium</w:t>
             </w:r>
           </w:p>
           <w:p>
@@ -1630,7 +1625,7 @@
                 <w:rFonts w:ascii="Aptos" w:hAnsi="Aptos"/>
                 <w:sz w:val="22"/>
               </w:rPr>
-              <w:t>2. rozwiązywanie zadań programistycznych</w:t>
+              <w:t>2. ocena pracy podczas ćwiczenia</w:t>
             </w:r>
           </w:p>
           <w:p>
@@ -1642,67 +1637,7 @@
                 <w:rFonts w:ascii="Aptos" w:hAnsi="Aptos"/>
                 <w:sz w:val="22"/>
               </w:rPr>
-              <w:t>3. Kryteria oceny</w:t>
-            </w:r>
-          </w:p>
-          <w:p>
-            <w:pPr>
-              <w:spacing w:before="20" w:after="20"/>
-            </w:pPr>
-            <w:r>
-              <w:rPr>
-                <w:rFonts w:ascii="Aptos" w:hAnsi="Aptos"/>
-                <w:sz w:val="22"/>
-              </w:rPr>
-              <w:t>4. Ćwiczenia/Laboratorium/Projekt/Lektorat</w:t>
-            </w:r>
-          </w:p>
-          <w:p>
-            <w:pPr>
-              <w:spacing w:before="20" w:after="20"/>
-            </w:pPr>
-            <w:r>
-              <w:rPr>
-                <w:rFonts w:ascii="Aptos" w:hAnsi="Aptos"/>
-                <w:sz w:val="22"/>
-              </w:rPr>
-              <w:t>5. Zadania laboratoryjne (czas oddawania: następne zajęcia) - 20%</w:t>
-            </w:r>
-          </w:p>
-          <w:p>
-            <w:pPr>
-              <w:spacing w:before="20" w:after="20"/>
-            </w:pPr>
-            <w:r>
-              <w:rPr>
-                <w:rFonts w:ascii="Aptos" w:hAnsi="Aptos"/>
-                <w:sz w:val="22"/>
-              </w:rPr>
-              <w:t>6. Kolokwia (dwa): 60%</w:t>
-            </w:r>
-          </w:p>
-          <w:p>
-            <w:pPr>
-              <w:spacing w:before="20" w:after="20"/>
-            </w:pPr>
-            <w:r>
-              <w:rPr>
-                <w:rFonts w:ascii="Aptos" w:hAnsi="Aptos"/>
-                <w:sz w:val="22"/>
-              </w:rPr>
-              <w:t>7. Projekt programistyczny: 20%</w:t>
-            </w:r>
-          </w:p>
-          <w:p>
-            <w:pPr>
-              <w:spacing w:before="20" w:after="20"/>
-            </w:pPr>
-            <w:r>
-              <w:rPr>
-                <w:rFonts w:ascii="Aptos" w:hAnsi="Aptos"/>
-                <w:sz w:val="22"/>
-              </w:rPr>
-              <w:t>8. Brak</w:t>
+              <w:t>3. ocena sporządzonego oprogramowania</w:t>
             </w:r>
           </w:p>
         </w:tc>
@@ -3382,7 +3317,7 @@
                 <w:i w:val="0"/>
                 <w:sz w:val="22"/>
               </w:rPr>
-              <w:t>Ćwiczenia / Laboratorium/Lektorat:; rozwiązywanie zadań programistycznych; Kryteria oceny; Ćwiczenia/Laboratorium/Projekt/Lektorat; Zadania laboratoryjne (czas oddawania: następne zajęcia) - 20%; Kolokwia (dwa): 60%; Projekt programistyczny: 20%; Brak</w:t>
+              <w:t>kolokwium; ocena pracy podczas ćwiczenia; ocena sporządzonego oprogramowania</w:t>
             </w:r>
           </w:p>
         </w:tc>
@@ -3440,7 +3375,7 @@
                 <w:i w:val="0"/>
                 <w:sz w:val="22"/>
               </w:rPr>
-              <w:t>Ćwiczenia / Laboratorium/Lektorat:; rozwiązywanie zadań programistycznych; Kryteria oceny; Ćwiczenia/Laboratorium/Projekt/Lektorat; Zadania laboratoryjne (czas oddawania: następne zajęcia) - 20%; Kolokwia (dwa): 60%; Projekt programistyczny: 20%; Brak</w:t>
+              <w:t>kolokwium; ocena pracy podczas ćwiczenia; ocena sporządzonego oprogramowania</w:t>
             </w:r>
           </w:p>
         </w:tc>
@@ -3603,7 +3538,7 @@
                 <w:i w:val="0"/>
                 <w:sz w:val="22"/>
               </w:rPr>
-              <w:t>Ćwiczenia / Laboratorium/Lektorat:; rozwiązywanie zadań programistycznych; Kryteria oceny; Ćwiczenia/Laboratorium/Projekt/Lektorat; Zadania laboratoryjne (czas oddawania: następne zajęcia) - 20%; Kolokwia (dwa): 60%; Projekt programistyczny: 20%; Brak</w:t>
+              <w:t>kolokwium; ocena pracy podczas ćwiczenia; ocena sporządzonego oprogramowania</w:t>
             </w:r>
           </w:p>
         </w:tc>
@@ -3661,7 +3596,7 @@
                 <w:i w:val="0"/>
                 <w:sz w:val="22"/>
               </w:rPr>
-              <w:t>Ćwiczenia / Laboratorium/Lektorat:; rozwiązywanie zadań programistycznych; Kryteria oceny; Ćwiczenia/Laboratorium/Projekt/Lektorat; Zadania laboratoryjne (czas oddawania: następne zajęcia) - 20%; Kolokwia (dwa): 60%; Projekt programistyczny: 20%; Brak</w:t>
+              <w:t>kolokwium; ocena pracy podczas ćwiczenia; ocena sporządzonego oprogramowania</w:t>
             </w:r>
           </w:p>
         </w:tc>
@@ -3824,7 +3759,7 @@
                 <w:i w:val="0"/>
                 <w:sz w:val="22"/>
               </w:rPr>
-              <w:t>Ćwiczenia / Laboratorium/Lektorat:; rozwiązywanie zadań programistycznych; Kryteria oceny; Ćwiczenia/Laboratorium/Projekt/Lektorat; Zadania laboratoryjne (czas oddawania: następne zajęcia) - 20%; Kolokwia (dwa): 60%; Projekt programistyczny: 20%; Brak</w:t>
+              <w:t>kolokwium; ocena pracy podczas ćwiczenia; ocena sporządzonego oprogramowania</w:t>
             </w:r>
           </w:p>
         </w:tc>
@@ -3882,7 +3817,7 @@
                 <w:i w:val="0"/>
                 <w:sz w:val="22"/>
               </w:rPr>
-              <w:t>Ćwiczenia / Laboratorium/Lektorat:; rozwiązywanie zadań programistycznych; Kryteria oceny; Ćwiczenia/Laboratorium/Projekt/Lektorat; Zadania laboratoryjne (czas oddawania: następne zajęcia) - 20%; Kolokwia (dwa): 60%; Projekt programistyczny: 20%; Brak</w:t>
+              <w:t>kolokwium; ocena pracy podczas ćwiczenia; ocena sporządzonego oprogramowania</w:t>
             </w:r>
           </w:p>
         </w:tc>

--- a/public/assets/files/niestacjonarne/PRG1.docx
+++ b/public/assets/files/niestacjonarne/PRG1.docx
@@ -315,7 +315,7 @@
                 <w:i w:val="0"/>
                 <w:sz w:val="22"/>
               </w:rPr>
-              <w:t>6</w:t>
+              <w:t>5</w:t>
             </w:r>
           </w:p>
         </w:tc>
@@ -1093,7 +1093,7 @@
                 <w:i w:val="0"/>
                 <w:sz w:val="22"/>
               </w:rPr>
-              <w:t>94</w:t>
+              <w:t>69</w:t>
             </w:r>
           </w:p>
         </w:tc>
@@ -1113,7 +1113,7 @@
                 <w:i w:val="0"/>
                 <w:sz w:val="22"/>
               </w:rPr>
-              <w:t>3.8</w:t>
+              <w:t>2.8</w:t>
             </w:r>
           </w:p>
         </w:tc>

--- a/public/assets/files/niestacjonarne/PRG1.docx
+++ b/public/assets/files/niestacjonarne/PRG1.docx
@@ -3280,6 +3280,7 @@
                 <w:i w:val="0"/>
                 <w:sz w:val="22"/>
               </w:rPr>
+              <w:t>K_W10</w:t>
             </w:r>
           </w:p>
         </w:tc>
@@ -3317,7 +3318,6 @@
                 <w:i w:val="0"/>
                 <w:sz w:val="22"/>
               </w:rPr>
-              <w:t>kolokwium; ocena pracy podczas ćwiczenia; ocena sporządzonego oprogramowania</w:t>
             </w:r>
           </w:p>
         </w:tc>
@@ -3338,6 +3338,7 @@
                 <w:i w:val="0"/>
                 <w:sz w:val="22"/>
               </w:rPr>
+              <w:t>K_W04</w:t>
             </w:r>
           </w:p>
         </w:tc>
@@ -3375,7 +3376,6 @@
                 <w:i w:val="0"/>
                 <w:sz w:val="22"/>
               </w:rPr>
-              <w:t>kolokwium; ocena pracy podczas ćwiczenia; ocena sporządzonego oprogramowania</w:t>
             </w:r>
           </w:p>
         </w:tc>
@@ -3501,6 +3501,7 @@
                 <w:i w:val="0"/>
                 <w:sz w:val="22"/>
               </w:rPr>
+              <w:t>K_U10</w:t>
             </w:r>
           </w:p>
         </w:tc>
@@ -3538,7 +3539,7 @@
                 <w:i w:val="0"/>
                 <w:sz w:val="22"/>
               </w:rPr>
-              <w:t>kolokwium; ocena pracy podczas ćwiczenia; ocena sporządzonego oprogramowania</w:t>
+              <w:t>kolokwium, ocena pracy podczas ćwiczenia, ocena sporządzonego oprogramowania</w:t>
             </w:r>
           </w:p>
         </w:tc>
@@ -3559,6 +3560,7 @@
                 <w:i w:val="0"/>
                 <w:sz w:val="22"/>
               </w:rPr>
+              <w:t>K_U15</w:t>
             </w:r>
           </w:p>
         </w:tc>
@@ -3596,7 +3598,7 @@
                 <w:i w:val="0"/>
                 <w:sz w:val="22"/>
               </w:rPr>
-              <w:t>kolokwium; ocena pracy podczas ćwiczenia; ocena sporządzonego oprogramowania</w:t>
+              <w:t>kolokwium, ocena pracy podczas ćwiczenia, ocena sporządzonego oprogramowania</w:t>
             </w:r>
           </w:p>
         </w:tc>
@@ -3722,6 +3724,7 @@
                 <w:i w:val="0"/>
                 <w:sz w:val="22"/>
               </w:rPr>
+              <w:t>K_K03</w:t>
             </w:r>
           </w:p>
         </w:tc>
@@ -3759,7 +3762,7 @@
                 <w:i w:val="0"/>
                 <w:sz w:val="22"/>
               </w:rPr>
-              <w:t>kolokwium; ocena pracy podczas ćwiczenia; ocena sporządzonego oprogramowania</w:t>
+              <w:t>kolokwium, ocena pracy podczas ćwiczenia, ocena sporządzonego oprogramowania</w:t>
             </w:r>
           </w:p>
         </w:tc>
@@ -3780,6 +3783,7 @@
                 <w:i w:val="0"/>
                 <w:sz w:val="22"/>
               </w:rPr>
+              <w:t>K_K05</w:t>
             </w:r>
           </w:p>
         </w:tc>
@@ -3817,7 +3821,7 @@
                 <w:i w:val="0"/>
                 <w:sz w:val="22"/>
               </w:rPr>
-              <w:t>kolokwium; ocena pracy podczas ćwiczenia; ocena sporządzonego oprogramowania</w:t>
+              <w:t>kolokwium, ocena pracy podczas ćwiczenia, ocena sporządzonego oprogramowania</w:t>
             </w:r>
           </w:p>
         </w:tc>

--- a/public/assets/files/niestacjonarne/PRG1.docx
+++ b/public/assets/files/niestacjonarne/PRG1.docx
@@ -1879,14 +1879,13 @@
       </w:tblPr>
       <w:tblGrid>
         <w:gridCol w:w="680"/>
-        <w:gridCol w:w="4536"/>
-        <w:gridCol w:w="4252"/>
+        <w:gridCol w:w="8788"/>
       </w:tblGrid>
       <w:tr>
         <w:tc>
           <w:tcPr>
             <w:tcW w:type="dxa" w:w="9468"/>
-            <w:gridSpan w:val="3"/>
+            <w:gridSpan w:val="2"/>
             <w:shd w:val="clear" w:color="auto" w:fill="D9D9D9"/>
           </w:tcPr>
           <w:p>
@@ -1928,7 +1927,7 @@
         </w:tc>
         <w:tc>
           <w:tcPr>
-            <w:tcW w:type="dxa" w:w="4536"/>
+            <w:tcW w:type="dxa" w:w="8788"/>
             <w:shd w:val="clear" w:color="auto" w:fill="D9D9D9"/>
           </w:tcPr>
           <w:p>
@@ -1942,27 +1941,7 @@
                 <w:i w:val="0"/>
                 <w:sz w:val="16"/>
               </w:rPr>
-              <w:t>Wykład</w:t>
-            </w:r>
-          </w:p>
-        </w:tc>
-        <w:tc>
-          <w:tcPr>
-            <w:tcW w:type="dxa" w:w="4252"/>
-            <w:shd w:val="clear" w:color="auto" w:fill="D9D9D9"/>
-          </w:tcPr>
-          <w:p>
-            <w:pPr>
-              <w:spacing w:before="20" w:after="20"/>
-            </w:pPr>
-            <w:r>
-              <w:rPr>
-                <w:rFonts w:ascii="Aptos" w:hAnsi="Aptos"/>
-                <w:b/>
-                <w:i w:val="0"/>
-                <w:sz w:val="16"/>
-              </w:rPr>
-              <w:t>Ćwiczenia / Laboratorium / Pracownia</w:t>
+              <w:t>Treści programowe</w:t>
             </w:r>
           </w:p>
         </w:tc>
@@ -1989,7 +1968,7 @@
         </w:tc>
         <w:tc>
           <w:tcPr>
-            <w:tcW w:type="dxa" w:w="4536"/>
+            <w:tcW w:type="dxa" w:w="8788"/>
           </w:tcPr>
           <w:p>
             <w:pPr>
@@ -2003,24 +1982,6 @@
                 <w:sz w:val="22"/>
               </w:rPr>
               <w:t>Pojęcie algorytmu. Sposoby przedstawiania algorytmów. Zmienne, typy, operator przypisania, instrukcje Console.WriteLine i Console.ReadLine, pierwszy program w C#.</w:t>
-            </w:r>
-          </w:p>
-        </w:tc>
-        <w:tc>
-          <w:tcPr>
-            <w:tcW w:type="dxa" w:w="4252"/>
-          </w:tcPr>
-          <w:p>
-            <w:pPr>
-              <w:spacing w:before="20" w:after="20"/>
-            </w:pPr>
-            <w:r>
-              <w:rPr>
-                <w:rFonts w:ascii="Aptos" w:hAnsi="Aptos"/>
-                <w:b w:val="0"/>
-                <w:i w:val="0"/>
-                <w:sz w:val="22"/>
-              </w:rPr>
             </w:r>
           </w:p>
         </w:tc>
@@ -2047,7 +2008,7 @@
         </w:tc>
         <w:tc>
           <w:tcPr>
-            <w:tcW w:type="dxa" w:w="4536"/>
+            <w:tcW w:type="dxa" w:w="8788"/>
           </w:tcPr>
           <w:p>
             <w:pPr>
@@ -2061,24 +2022,6 @@
                 <w:sz w:val="22"/>
               </w:rPr>
               <w:t>Wprowadzenie do środowiska .NET i Visual Studio. Tworzenie projektu, edycja kodu źródłowego, kompilacja, uruchamianie i debugowanie aplikacji konsolowych. Implementacja prostych obliczeń matematycznych.</w:t>
-            </w:r>
-          </w:p>
-        </w:tc>
-        <w:tc>
-          <w:tcPr>
-            <w:tcW w:type="dxa" w:w="4252"/>
-          </w:tcPr>
-          <w:p>
-            <w:pPr>
-              <w:spacing w:before="20" w:after="20"/>
-            </w:pPr>
-            <w:r>
-              <w:rPr>
-                <w:rFonts w:ascii="Aptos" w:hAnsi="Aptos"/>
-                <w:b w:val="0"/>
-                <w:i w:val="0"/>
-                <w:sz w:val="22"/>
-              </w:rPr>
             </w:r>
           </w:p>
         </w:tc>
@@ -2105,7 +2048,7 @@
         </w:tc>
         <w:tc>
           <w:tcPr>
-            <w:tcW w:type="dxa" w:w="4536"/>
+            <w:tcW w:type="dxa" w:w="8788"/>
           </w:tcPr>
           <w:p>
             <w:pPr>
@@ -2119,24 +2062,6 @@
                 <w:sz w:val="22"/>
               </w:rPr>
               <w:t>Instrukcja warunkowa if, if else, zagnieżdżona instrukcja if. Instrukcja switch.</w:t>
-            </w:r>
-          </w:p>
-        </w:tc>
-        <w:tc>
-          <w:tcPr>
-            <w:tcW w:type="dxa" w:w="4252"/>
-          </w:tcPr>
-          <w:p>
-            <w:pPr>
-              <w:spacing w:before="20" w:after="20"/>
-            </w:pPr>
-            <w:r>
-              <w:rPr>
-                <w:rFonts w:ascii="Aptos" w:hAnsi="Aptos"/>
-                <w:b w:val="0"/>
-                <w:i w:val="0"/>
-                <w:sz w:val="22"/>
-              </w:rPr>
             </w:r>
           </w:p>
         </w:tc>
@@ -2163,7 +2088,7 @@
         </w:tc>
         <w:tc>
           <w:tcPr>
-            <w:tcW w:type="dxa" w:w="4536"/>
+            <w:tcW w:type="dxa" w:w="8788"/>
           </w:tcPr>
           <w:p>
             <w:pPr>
@@ -2177,24 +2102,6 @@
                 <w:sz w:val="22"/>
               </w:rPr>
               <w:t>Implementacja programów wymagających użycia instrukcji warunkowych i wielowariantowych.</w:t>
-            </w:r>
-          </w:p>
-        </w:tc>
-        <w:tc>
-          <w:tcPr>
-            <w:tcW w:type="dxa" w:w="4252"/>
-          </w:tcPr>
-          <w:p>
-            <w:pPr>
-              <w:spacing w:before="20" w:after="20"/>
-            </w:pPr>
-            <w:r>
-              <w:rPr>
-                <w:rFonts w:ascii="Aptos" w:hAnsi="Aptos"/>
-                <w:b w:val="0"/>
-                <w:i w:val="0"/>
-                <w:sz w:val="22"/>
-              </w:rPr>
             </w:r>
           </w:p>
         </w:tc>
@@ -2221,7 +2128,7 @@
         </w:tc>
         <w:tc>
           <w:tcPr>
-            <w:tcW w:type="dxa" w:w="4536"/>
+            <w:tcW w:type="dxa" w:w="8788"/>
           </w:tcPr>
           <w:p>
             <w:pPr>
@@ -2235,24 +2142,6 @@
                 <w:sz w:val="22"/>
               </w:rPr>
               <w:t>Pętle for, while, do while. Różnice i zastosowania. Zagnieżdżanie pętli. Instrukcje break i continue.</w:t>
-            </w:r>
-          </w:p>
-        </w:tc>
-        <w:tc>
-          <w:tcPr>
-            <w:tcW w:type="dxa" w:w="4252"/>
-          </w:tcPr>
-          <w:p>
-            <w:pPr>
-              <w:spacing w:before="20" w:after="20"/>
-            </w:pPr>
-            <w:r>
-              <w:rPr>
-                <w:rFonts w:ascii="Aptos" w:hAnsi="Aptos"/>
-                <w:b w:val="0"/>
-                <w:i w:val="0"/>
-                <w:sz w:val="22"/>
-              </w:rPr>
             </w:r>
           </w:p>
         </w:tc>
@@ -2279,7 +2168,7 @@
         </w:tc>
         <w:tc>
           <w:tcPr>
-            <w:tcW w:type="dxa" w:w="4536"/>
+            <w:tcW w:type="dxa" w:w="8788"/>
           </w:tcPr>
           <w:p>
             <w:pPr>
@@ -2293,24 +2182,6 @@
                 <w:sz w:val="22"/>
               </w:rPr>
               <w:t>Implementacja programów wymagających użycia pętli.</w:t>
-            </w:r>
-          </w:p>
-        </w:tc>
-        <w:tc>
-          <w:tcPr>
-            <w:tcW w:type="dxa" w:w="4252"/>
-          </w:tcPr>
-          <w:p>
-            <w:pPr>
-              <w:spacing w:before="20" w:after="20"/>
-            </w:pPr>
-            <w:r>
-              <w:rPr>
-                <w:rFonts w:ascii="Aptos" w:hAnsi="Aptos"/>
-                <w:b w:val="0"/>
-                <w:i w:val="0"/>
-                <w:sz w:val="22"/>
-              </w:rPr>
             </w:r>
           </w:p>
         </w:tc>
@@ -2337,7 +2208,7 @@
         </w:tc>
         <w:tc>
           <w:tcPr>
-            <w:tcW w:type="dxa" w:w="4536"/>
+            <w:tcW w:type="dxa" w:w="8788"/>
           </w:tcPr>
           <w:p>
             <w:pPr>
@@ -2351,24 +2222,6 @@
                 <w:sz w:val="22"/>
               </w:rPr>
               <w:t>Typy całkowite i zmiennoprzecinkowe. Typ znakowy i logiczny. Konwersje typów i rzutowania. Kwalifikator const. Operatory arytmetyczne, relacyjne i logiczne. Priorytety operatorów.</w:t>
-            </w:r>
-          </w:p>
-        </w:tc>
-        <w:tc>
-          <w:tcPr>
-            <w:tcW w:type="dxa" w:w="4252"/>
-          </w:tcPr>
-          <w:p>
-            <w:pPr>
-              <w:spacing w:before="20" w:after="20"/>
-            </w:pPr>
-            <w:r>
-              <w:rPr>
-                <w:rFonts w:ascii="Aptos" w:hAnsi="Aptos"/>
-                <w:b w:val="0"/>
-                <w:i w:val="0"/>
-                <w:sz w:val="22"/>
-              </w:rPr>
             </w:r>
           </w:p>
         </w:tc>
@@ -2395,7 +2248,7 @@
         </w:tc>
         <w:tc>
           <w:tcPr>
-            <w:tcW w:type="dxa" w:w="4536"/>
+            <w:tcW w:type="dxa" w:w="8788"/>
           </w:tcPr>
           <w:p>
             <w:pPr>
@@ -2409,24 +2262,6 @@
                 <w:sz w:val="22"/>
               </w:rPr>
               <w:t>Implementacja programów z wykorzystaniem zmiennych różnych typów oraz operatorów.</w:t>
-            </w:r>
-          </w:p>
-        </w:tc>
-        <w:tc>
-          <w:tcPr>
-            <w:tcW w:type="dxa" w:w="4252"/>
-          </w:tcPr>
-          <w:p>
-            <w:pPr>
-              <w:spacing w:before="20" w:after="20"/>
-            </w:pPr>
-            <w:r>
-              <w:rPr>
-                <w:rFonts w:ascii="Aptos" w:hAnsi="Aptos"/>
-                <w:b w:val="0"/>
-                <w:i w:val="0"/>
-                <w:sz w:val="22"/>
-              </w:rPr>
             </w:r>
           </w:p>
         </w:tc>
@@ -2453,7 +2288,7 @@
         </w:tc>
         <w:tc>
           <w:tcPr>
-            <w:tcW w:type="dxa" w:w="4536"/>
+            <w:tcW w:type="dxa" w:w="8788"/>
           </w:tcPr>
           <w:p>
             <w:pPr>
@@ -2467,24 +2302,6 @@
                 <w:sz w:val="22"/>
               </w:rPr>
               <w:t>Tablice jednowymiarowe i wielowymiarowe. Inicjalizacja tablic. Podstawowe algorytmy sortowania.</w:t>
-            </w:r>
-          </w:p>
-        </w:tc>
-        <w:tc>
-          <w:tcPr>
-            <w:tcW w:type="dxa" w:w="4252"/>
-          </w:tcPr>
-          <w:p>
-            <w:pPr>
-              <w:spacing w:before="20" w:after="20"/>
-            </w:pPr>
-            <w:r>
-              <w:rPr>
-                <w:rFonts w:ascii="Aptos" w:hAnsi="Aptos"/>
-                <w:b w:val="0"/>
-                <w:i w:val="0"/>
-                <w:sz w:val="22"/>
-              </w:rPr>
             </w:r>
           </w:p>
         </w:tc>
@@ -2511,7 +2328,7 @@
         </w:tc>
         <w:tc>
           <w:tcPr>
-            <w:tcW w:type="dxa" w:w="4536"/>
+            <w:tcW w:type="dxa" w:w="8788"/>
           </w:tcPr>
           <w:p>
             <w:pPr>
@@ -2525,24 +2342,6 @@
                 <w:sz w:val="22"/>
               </w:rPr>
               <w:t>Implementacja programów wykorzystujących tablice jednowymiarowe i wielowymiarowe.</w:t>
-            </w:r>
-          </w:p>
-        </w:tc>
-        <w:tc>
-          <w:tcPr>
-            <w:tcW w:type="dxa" w:w="4252"/>
-          </w:tcPr>
-          <w:p>
-            <w:pPr>
-              <w:spacing w:before="20" w:after="20"/>
-            </w:pPr>
-            <w:r>
-              <w:rPr>
-                <w:rFonts w:ascii="Aptos" w:hAnsi="Aptos"/>
-                <w:b w:val="0"/>
-                <w:i w:val="0"/>
-                <w:sz w:val="22"/>
-              </w:rPr>
             </w:r>
           </w:p>
         </w:tc>
@@ -2569,7 +2368,7 @@
         </w:tc>
         <w:tc>
           <w:tcPr>
-            <w:tcW w:type="dxa" w:w="4536"/>
+            <w:tcW w:type="dxa" w:w="8788"/>
           </w:tcPr>
           <w:p>
             <w:pPr>
@@ -2583,24 +2382,6 @@
                 <w:sz w:val="22"/>
               </w:rPr>
               <w:t>Metody. Przekazywanie parametrów. Zwracanie wartości. Metody void. Przeciążanie metod. Metody biblioteczne.</w:t>
-            </w:r>
-          </w:p>
-        </w:tc>
-        <w:tc>
-          <w:tcPr>
-            <w:tcW w:type="dxa" w:w="4252"/>
-          </w:tcPr>
-          <w:p>
-            <w:pPr>
-              <w:spacing w:before="20" w:after="20"/>
-            </w:pPr>
-            <w:r>
-              <w:rPr>
-                <w:rFonts w:ascii="Aptos" w:hAnsi="Aptos"/>
-                <w:b w:val="0"/>
-                <w:i w:val="0"/>
-                <w:sz w:val="22"/>
-              </w:rPr>
             </w:r>
           </w:p>
         </w:tc>
@@ -2627,7 +2408,7 @@
         </w:tc>
         <w:tc>
           <w:tcPr>
-            <w:tcW w:type="dxa" w:w="4536"/>
+            <w:tcW w:type="dxa" w:w="8788"/>
           </w:tcPr>
           <w:p>
             <w:pPr>
@@ -2641,24 +2422,6 @@
                 <w:sz w:val="22"/>
               </w:rPr>
               <w:t>Definiowanie i stosowanie metod. Implementacja aplikacji wykorzystujących metody.</w:t>
-            </w:r>
-          </w:p>
-        </w:tc>
-        <w:tc>
-          <w:tcPr>
-            <w:tcW w:type="dxa" w:w="4252"/>
-          </w:tcPr>
-          <w:p>
-            <w:pPr>
-              <w:spacing w:before="20" w:after="20"/>
-            </w:pPr>
-            <w:r>
-              <w:rPr>
-                <w:rFonts w:ascii="Aptos" w:hAnsi="Aptos"/>
-                <w:b w:val="0"/>
-                <w:i w:val="0"/>
-                <w:sz w:val="22"/>
-              </w:rPr>
             </w:r>
           </w:p>
         </w:tc>
@@ -2685,7 +2448,7 @@
         </w:tc>
         <w:tc>
           <w:tcPr>
-            <w:tcW w:type="dxa" w:w="4536"/>
+            <w:tcW w:type="dxa" w:w="8788"/>
           </w:tcPr>
           <w:p>
             <w:pPr>
@@ -2699,24 +2462,6 @@
                 <w:sz w:val="22"/>
               </w:rPr>
               <w:t>Rekurencja. Wady i zalety stosowania rekurencji. Klasa string i jej metody.</w:t>
-            </w:r>
-          </w:p>
-        </w:tc>
-        <w:tc>
-          <w:tcPr>
-            <w:tcW w:type="dxa" w:w="4252"/>
-          </w:tcPr>
-          <w:p>
-            <w:pPr>
-              <w:spacing w:before="20" w:after="20"/>
-            </w:pPr>
-            <w:r>
-              <w:rPr>
-                <w:rFonts w:ascii="Aptos" w:hAnsi="Aptos"/>
-                <w:b w:val="0"/>
-                <w:i w:val="0"/>
-                <w:sz w:val="22"/>
-              </w:rPr>
             </w:r>
           </w:p>
         </w:tc>
@@ -2743,7 +2488,7 @@
         </w:tc>
         <w:tc>
           <w:tcPr>
-            <w:tcW w:type="dxa" w:w="4536"/>
+            <w:tcW w:type="dxa" w:w="8788"/>
           </w:tcPr>
           <w:p>
             <w:pPr>
@@ -2757,24 +2502,6 @@
                 <w:sz w:val="22"/>
               </w:rPr>
               <w:t>Implementacja programów wykorzystujących rekurencję oraz operacje na łańcuchach znakowych.</w:t>
-            </w:r>
-          </w:p>
-        </w:tc>
-        <w:tc>
-          <w:tcPr>
-            <w:tcW w:type="dxa" w:w="4252"/>
-          </w:tcPr>
-          <w:p>
-            <w:pPr>
-              <w:spacing w:before="20" w:after="20"/>
-            </w:pPr>
-            <w:r>
-              <w:rPr>
-                <w:rFonts w:ascii="Aptos" w:hAnsi="Aptos"/>
-                <w:b w:val="0"/>
-                <w:i w:val="0"/>
-                <w:sz w:val="22"/>
-              </w:rPr>
             </w:r>
           </w:p>
         </w:tc>
@@ -2801,7 +2528,7 @@
         </w:tc>
         <w:tc>
           <w:tcPr>
-            <w:tcW w:type="dxa" w:w="4536"/>
+            <w:tcW w:type="dxa" w:w="8788"/>
           </w:tcPr>
           <w:p>
             <w:pPr>
@@ -2815,24 +2542,6 @@
                 <w:sz w:val="22"/>
               </w:rPr>
               <w:t>Typy referencyjne i wartościowe. Wprowadzenie do kolekcji: List, ArrayList. Zarządzanie pamięcią w .NET. Garbage Collector.</w:t>
-            </w:r>
-          </w:p>
-        </w:tc>
-        <w:tc>
-          <w:tcPr>
-            <w:tcW w:type="dxa" w:w="4252"/>
-          </w:tcPr>
-          <w:p>
-            <w:pPr>
-              <w:spacing w:before="20" w:after="20"/>
-            </w:pPr>
-            <w:r>
-              <w:rPr>
-                <w:rFonts w:ascii="Aptos" w:hAnsi="Aptos"/>
-                <w:b w:val="0"/>
-                <w:i w:val="0"/>
-                <w:sz w:val="22"/>
-              </w:rPr>
             </w:r>
           </w:p>
         </w:tc>
@@ -2859,7 +2568,7 @@
         </w:tc>
         <w:tc>
           <w:tcPr>
-            <w:tcW w:type="dxa" w:w="4536"/>
+            <w:tcW w:type="dxa" w:w="8788"/>
           </w:tcPr>
           <w:p>
             <w:pPr>
@@ -2873,24 +2582,6 @@
                 <w:sz w:val="22"/>
               </w:rPr>
               <w:t>Implementacja programów wykorzystujących kolekcje i dynamiczne struktury danych.</w:t>
-            </w:r>
-          </w:p>
-        </w:tc>
-        <w:tc>
-          <w:tcPr>
-            <w:tcW w:type="dxa" w:w="4252"/>
-          </w:tcPr>
-          <w:p>
-            <w:pPr>
-              <w:spacing w:before="20" w:after="20"/>
-            </w:pPr>
-            <w:r>
-              <w:rPr>
-                <w:rFonts w:ascii="Aptos" w:hAnsi="Aptos"/>
-                <w:b w:val="0"/>
-                <w:i w:val="0"/>
-                <w:sz w:val="22"/>
-              </w:rPr>
             </w:r>
           </w:p>
         </w:tc>
@@ -2917,7 +2608,7 @@
         </w:tc>
         <w:tc>
           <w:tcPr>
-            <w:tcW w:type="dxa" w:w="4536"/>
+            <w:tcW w:type="dxa" w:w="8788"/>
           </w:tcPr>
           <w:p>
             <w:pPr>
@@ -2931,24 +2622,6 @@
                 <w:sz w:val="22"/>
               </w:rPr>
               <w:t>Wstęp do testowania jednostkowego</w:t>
-            </w:r>
-          </w:p>
-        </w:tc>
-        <w:tc>
-          <w:tcPr>
-            <w:tcW w:type="dxa" w:w="4252"/>
-          </w:tcPr>
-          <w:p>
-            <w:pPr>
-              <w:spacing w:before="20" w:after="20"/>
-            </w:pPr>
-            <w:r>
-              <w:rPr>
-                <w:rFonts w:ascii="Aptos" w:hAnsi="Aptos"/>
-                <w:b w:val="0"/>
-                <w:i w:val="0"/>
-                <w:sz w:val="22"/>
-              </w:rPr>
             </w:r>
           </w:p>
         </w:tc>

--- a/public/assets/files/niestacjonarne/PRG1.docx
+++ b/public/assets/files/niestacjonarne/PRG1.docx
@@ -841,7 +841,7 @@
                 <w:i w:val="0"/>
                 <w:sz w:val="22"/>
               </w:rPr>
-              <w:t>24</w:t>
+              <w:t>16</w:t>
             </w:r>
           </w:p>
         </w:tc>
@@ -861,7 +861,7 @@
                 <w:i w:val="0"/>
                 <w:sz w:val="22"/>
               </w:rPr>
-              <w:t>32</w:t>
+              <w:t>24</w:t>
             </w:r>
           </w:p>
         </w:tc>
@@ -1031,7 +1031,7 @@
                 <w:i w:val="0"/>
                 <w:sz w:val="22"/>
               </w:rPr>
-              <w:t>56</w:t>
+              <w:t>40</w:t>
             </w:r>
           </w:p>
         </w:tc>
@@ -1051,7 +1051,7 @@
                 <w:i w:val="0"/>
                 <w:sz w:val="22"/>
               </w:rPr>
-              <w:t>2.2</w:t>
+              <w:t>1.6</w:t>
             </w:r>
           </w:p>
         </w:tc>
@@ -1093,7 +1093,7 @@
                 <w:i w:val="0"/>
                 <w:sz w:val="22"/>
               </w:rPr>
-              <w:t>69</w:t>
+              <w:t>85</w:t>
             </w:r>
           </w:p>
         </w:tc>
@@ -1113,7 +1113,7 @@
                 <w:i w:val="0"/>
                 <w:sz w:val="22"/>
               </w:rPr>
-              <w:t>2.8</w:t>
+              <w:t>3.4</w:t>
             </w:r>
           </w:p>
         </w:tc>
